--- a/业绩数据-整合-转换规则说明-20260721.docx
+++ b/业绩数据-整合-转换规则说明-20260721.docx
@@ -916,7 +916,7 @@
     <w:p/>
     <w:p>
       <w:r>
-        <w:t>丢弃列: 订单状态, 是否预缴, 是否专业投资者, 结算模式, 订单子状态</w:t>
+        <w:t>丢弃列: 订单状态, 是否专业投资者, 结算模式, 订单子状态</w:t>
       </w:r>
     </w:p>
     <w:p>
